--- a/docs/00_thesis/chapters/02_第二章_文獻探討.docx
+++ b/docs/00_thesis/chapters/02_第二章_文獻探討.docx
@@ -66,7 +66,7 @@
         <w:rPr>
           <w:rFonts w:hint="eastAsia"/>
         </w:rPr>
-        <w:t xml:space="preserve">彙整本研究回顧的主要文獻，並以</w:t>
+        <w:t xml:space="preserve">彙整主要相關文獻，以</w:t>
       </w:r>
       <w:r>
         <w:t xml:space="preserve"> AUC </w:t>
@@ -114,14 +114,14 @@
         <w:tblLook w:firstRow="1" w:lastRow="0" w:firstColumn="0" w:lastColumn="0" w:noHBand="0" w:noVBand="0" w:val="0020"/>
       </w:tblPr>
       <w:tblGrid>
-        <w:gridCol w:w="660"/>
-        <w:gridCol w:w="1100"/>
-        <w:gridCol w:w="1100"/>
-        <w:gridCol w:w="880"/>
-        <w:gridCol w:w="1100"/>
-        <w:gridCol w:w="1100"/>
-        <w:gridCol w:w="880"/>
-        <w:gridCol w:w="1100"/>
+        <w:gridCol w:w="698"/>
+        <w:gridCol w:w="1164"/>
+        <w:gridCol w:w="1164"/>
+        <w:gridCol w:w="931"/>
+        <w:gridCol w:w="1164"/>
+        <w:gridCol w:w="1164"/>
+        <w:gridCol w:w="931"/>
+        <w:gridCol w:w="698"/>
       </w:tblGrid>
       <w:tr>
         <w:trPr>
@@ -235,7 +235,7 @@
               <w:rPr>
                 <w:rFonts w:hint="eastAsia"/>
               </w:rPr>
-              <w:t xml:space="preserve">可解釋性</w:t>
+              <w:t xml:space="preserve">設計</w:t>
             </w:r>
           </w:p>
         </w:tc>
@@ -276,7 +276,850 @@
               <w:pStyle w:val="Compact"/>
             </w:pPr>
             <w:r>
-              <w:t xml:space="preserve">Maine EHR</w:t>
+              <w:rPr>
+                <w:rFonts w:hint="eastAsia"/>
+              </w:rPr>
+              <w:t xml:space="preserve">美國緬因州</w:t>
+            </w:r>
+            <w:r>
+              <w:t xml:space="preserve"> (Maine) EHR</w:t>
+            </w:r>
+          </w:p>
+        </w:tc>
+        <w:tc>
+          <w:tcPr/>
+          <w:p>
+            <w:pPr>
+              <w:pStyle w:val="Compact"/>
+            </w:pPr>
+            <w:r>
+              <w:t xml:space="preserve">823,627</w:t>
+            </w:r>
+          </w:p>
+        </w:tc>
+        <w:tc>
+          <w:tcPr/>
+          <w:p>
+            <w:pPr>
+              <w:pStyle w:val="Compact"/>
+            </w:pPr>
+            <w:r>
+              <w:t xml:space="preserve">XGBoost</w:t>
+            </w:r>
+          </w:p>
+        </w:tc>
+        <w:tc>
+          <w:tcPr/>
+          <w:p>
+            <w:pPr>
+              <w:pStyle w:val="Compact"/>
+            </w:pPr>
+            <w:r>
+              <w:t xml:space="preserve">0.917</w:t>
+            </w:r>
+          </w:p>
+        </w:tc>
+        <w:tc>
+          <w:tcPr/>
+          <w:p>
+            <w:pPr>
+              <w:pStyle w:val="Compact"/>
+            </w:pPr>
+            <w:r>
+              <w:rPr>
+                <w:rFonts w:hint="eastAsia"/>
+              </w:rPr>
+              <w:t xml:space="preserve">無</w:t>
+            </w:r>
+          </w:p>
+        </w:tc>
+        <w:tc>
+          <w:tcPr/>
+          <w:p>
+            <w:pPr>
+              <w:pStyle w:val="Compact"/>
+            </w:pPr>
+            <w:r>
+              <w:rPr>
+                <w:rFonts w:hint="eastAsia"/>
+              </w:rPr>
+              <w:t xml:space="preserve">縱向</w:t>
+            </w:r>
+          </w:p>
+        </w:tc>
+      </w:tr>
+      <w:tr>
+        <w:tc>
+          <w:tcPr/>
+          <w:p>
+            <w:pPr>
+              <w:pStyle w:val="Compact"/>
+            </w:pPr>
+            <w:r>
+              <w:t xml:space="preserve">Alaa et al.</w:t>
+            </w:r>
+            <w:r>
+              <w:t xml:space="preserve">(2019)</w:t>
+            </w:r>
+          </w:p>
+        </w:tc>
+        <w:tc>
+          <w:tcPr/>
+          <w:p>
+            <w:pPr>
+              <w:pStyle w:val="Compact"/>
+            </w:pPr>
+            <w:r>
+              <w:rPr>
+                <w:rFonts w:hint="eastAsia"/>
+              </w:rPr>
+              <w:t xml:space="preserve">心血管疾病</w:t>
+            </w:r>
+          </w:p>
+        </w:tc>
+        <w:tc>
+          <w:tcPr/>
+          <w:p>
+            <w:pPr>
+              <w:pStyle w:val="Compact"/>
+            </w:pPr>
+            <w:r>
+              <w:t xml:space="preserve">UK Biobank</w:t>
+            </w:r>
+          </w:p>
+        </w:tc>
+        <w:tc>
+          <w:tcPr/>
+          <w:p>
+            <w:pPr>
+              <w:pStyle w:val="Compact"/>
+            </w:pPr>
+            <w:r>
+              <w:t xml:space="preserve">423,604</w:t>
+            </w:r>
+          </w:p>
+        </w:tc>
+        <w:tc>
+          <w:tcPr/>
+          <w:p>
+            <w:pPr>
+              <w:pStyle w:val="Compact"/>
+            </w:pPr>
+            <w:r>
+              <w:t xml:space="preserve">AutoPrognosis</w:t>
+            </w:r>
+          </w:p>
+        </w:tc>
+        <w:tc>
+          <w:tcPr/>
+          <w:p>
+            <w:pPr>
+              <w:pStyle w:val="Compact"/>
+            </w:pPr>
+            <w:r>
+              <w:t xml:space="preserve">0.774</w:t>
+            </w:r>
+          </w:p>
+        </w:tc>
+        <w:tc>
+          <w:tcPr/>
+          <w:p>
+            <w:pPr>
+              <w:pStyle w:val="Compact"/>
+            </w:pPr>
+            <w:r>
+              <w:rPr>
+                <w:rFonts w:hint="eastAsia"/>
+              </w:rPr>
+              <w:t xml:space="preserve">無</w:t>
+            </w:r>
+          </w:p>
+        </w:tc>
+        <w:tc>
+          <w:tcPr/>
+          <w:p>
+            <w:pPr>
+              <w:pStyle w:val="Compact"/>
+            </w:pPr>
+            <w:r>
+              <w:rPr>
+                <w:rFonts w:hint="eastAsia"/>
+              </w:rPr>
+              <w:t xml:space="preserve">縱向</w:t>
+            </w:r>
+          </w:p>
+        </w:tc>
+      </w:tr>
+      <w:tr>
+        <w:tc>
+          <w:tcPr/>
+          <w:p>
+            <w:pPr>
+              <w:pStyle w:val="Compact"/>
+            </w:pPr>
+            <w:r>
+              <w:t xml:space="preserve">Dinh et al.</w:t>
+            </w:r>
+            <w:r>
+              <w:t xml:space="preserve">(2019)</w:t>
+            </w:r>
+          </w:p>
+        </w:tc>
+        <w:tc>
+          <w:tcPr/>
+          <w:p>
+            <w:pPr>
+              <w:pStyle w:val="Compact"/>
+            </w:pPr>
+            <w:r>
+              <w:rPr>
+                <w:rFonts w:hint="eastAsia"/>
+              </w:rPr>
+              <w:t xml:space="preserve">糖尿病</w:t>
+            </w:r>
+          </w:p>
+        </w:tc>
+        <w:tc>
+          <w:tcPr/>
+          <w:p>
+            <w:pPr>
+              <w:pStyle w:val="Compact"/>
+            </w:pPr>
+            <w:r>
+              <w:rPr>
+                <w:rFonts w:hint="eastAsia"/>
+              </w:rPr>
+              <w:t xml:space="preserve">NHANES（註1）</w:t>
+            </w:r>
+          </w:p>
+        </w:tc>
+        <w:tc>
+          <w:tcPr/>
+          <w:p>
+            <w:pPr>
+              <w:pStyle w:val="Compact"/>
+            </w:pPr>
+            <w:r>
+              <w:t xml:space="preserve">21,131</w:t>
+            </w:r>
+          </w:p>
+        </w:tc>
+        <w:tc>
+          <w:tcPr/>
+          <w:p>
+            <w:pPr>
+              <w:pStyle w:val="Compact"/>
+            </w:pPr>
+            <w:r>
+              <w:t xml:space="preserve">XGBoost</w:t>
+            </w:r>
+          </w:p>
+        </w:tc>
+        <w:tc>
+          <w:tcPr/>
+          <w:p>
+            <w:pPr>
+              <w:pStyle w:val="Compact"/>
+            </w:pPr>
+            <w:r>
+              <w:t xml:space="preserve">0.862</w:t>
+            </w:r>
+          </w:p>
+        </w:tc>
+        <w:tc>
+          <w:tcPr/>
+          <w:p>
+            <w:pPr>
+              <w:pStyle w:val="Compact"/>
+            </w:pPr>
+            <w:r>
+              <w:rPr>
+                <w:rFonts w:hint="eastAsia"/>
+              </w:rPr>
+              <w:t xml:space="preserve">無</w:t>
+            </w:r>
+          </w:p>
+        </w:tc>
+        <w:tc>
+          <w:tcPr/>
+          <w:p>
+            <w:pPr>
+              <w:pStyle w:val="Compact"/>
+            </w:pPr>
+            <w:r>
+              <w:rPr>
+                <w:rFonts w:hint="eastAsia"/>
+              </w:rPr>
+              <w:t xml:space="preserve">橫斷面</w:t>
+            </w:r>
+          </w:p>
+        </w:tc>
+      </w:tr>
+      <w:tr>
+        <w:tc>
+          <w:tcPr/>
+          <w:p>
+            <w:pPr>
+              <w:pStyle w:val="Compact"/>
+            </w:pPr>
+            <w:r>
+              <w:t xml:space="preserve">Kanegae et al.</w:t>
+            </w:r>
+            <w:r>
+              <w:t xml:space="preserve">(2020)</w:t>
+            </w:r>
+          </w:p>
+        </w:tc>
+        <w:tc>
+          <w:tcPr/>
+          <w:p>
+            <w:pPr>
+              <w:pStyle w:val="Compact"/>
+            </w:pPr>
+            <w:r>
+              <w:rPr>
+                <w:rFonts w:hint="eastAsia"/>
+              </w:rPr>
+              <w:t xml:space="preserve">高血壓</w:t>
+            </w:r>
+          </w:p>
+        </w:tc>
+        <w:tc>
+          <w:tcPr/>
+          <w:p>
+            <w:pPr>
+              <w:pStyle w:val="Compact"/>
+            </w:pPr>
+            <w:r>
+              <w:rPr>
+                <w:rFonts w:hint="eastAsia"/>
+              </w:rPr>
+              <w:t xml:space="preserve">日本職場健檢</w:t>
+            </w:r>
+          </w:p>
+        </w:tc>
+        <w:tc>
+          <w:tcPr/>
+          <w:p>
+            <w:pPr>
+              <w:pStyle w:val="Compact"/>
+            </w:pPr>
+            <w:r>
+              <w:t xml:space="preserve">18,258</w:t>
+            </w:r>
+          </w:p>
+        </w:tc>
+        <w:tc>
+          <w:tcPr/>
+          <w:p>
+            <w:pPr>
+              <w:pStyle w:val="Compact"/>
+            </w:pPr>
+            <w:r>
+              <w:t xml:space="preserve">XGBoost</w:t>
+            </w:r>
+          </w:p>
+        </w:tc>
+        <w:tc>
+          <w:tcPr/>
+          <w:p>
+            <w:pPr>
+              <w:pStyle w:val="Compact"/>
+            </w:pPr>
+            <w:r>
+              <w:t xml:space="preserve">0.881</w:t>
+            </w:r>
+          </w:p>
+        </w:tc>
+        <w:tc>
+          <w:tcPr/>
+          <w:p>
+            <w:pPr>
+              <w:pStyle w:val="Compact"/>
+            </w:pPr>
+            <w:r>
+              <w:rPr>
+                <w:rFonts w:hint="eastAsia"/>
+              </w:rPr>
+              <w:t xml:space="preserve">有</w:t>
+            </w:r>
+          </w:p>
+        </w:tc>
+        <w:tc>
+          <w:tcPr/>
+          <w:p>
+            <w:pPr>
+              <w:pStyle w:val="Compact"/>
+            </w:pPr>
+            <w:r>
+              <w:rPr>
+                <w:rFonts w:hint="eastAsia"/>
+              </w:rPr>
+              <w:t xml:space="preserve">縱向</w:t>
+            </w:r>
+          </w:p>
+        </w:tc>
+      </w:tr>
+      <w:tr>
+        <w:tc>
+          <w:tcPr/>
+          <w:p>
+            <w:pPr>
+              <w:pStyle w:val="Compact"/>
+            </w:pPr>
+            <w:r>
+              <w:t xml:space="preserve">Hung et al.</w:t>
+            </w:r>
+            <w:r>
+              <w:t xml:space="preserve">(2021)</w:t>
+            </w:r>
+          </w:p>
+        </w:tc>
+        <w:tc>
+          <w:tcPr/>
+          <w:p>
+            <w:pPr>
+              <w:pStyle w:val="Compact"/>
+            </w:pPr>
+            <w:r>
+              <w:rPr>
+                <w:rFonts w:hint="eastAsia"/>
+              </w:rPr>
+              <w:t xml:space="preserve">隱匿性高血壓</w:t>
+            </w:r>
+          </w:p>
+        </w:tc>
+        <w:tc>
+          <w:tcPr/>
+          <w:p>
+            <w:pPr>
+              <w:pStyle w:val="Compact"/>
+            </w:pPr>
+            <w:r>
+              <w:rPr>
+                <w:rFonts w:hint="eastAsia"/>
+              </w:rPr>
+              <w:t xml:space="preserve">台灣醫院</w:t>
+            </w:r>
+          </w:p>
+        </w:tc>
+        <w:tc>
+          <w:tcPr/>
+          <w:p>
+            <w:pPr>
+              <w:pStyle w:val="Compact"/>
+            </w:pPr>
+            <w:r>
+              <w:t xml:space="preserve">1,386</w:t>
+            </w:r>
+          </w:p>
+        </w:tc>
+        <w:tc>
+          <w:tcPr/>
+          <w:p>
+            <w:pPr>
+              <w:pStyle w:val="Compact"/>
+            </w:pPr>
+            <w:r>
+              <w:t xml:space="preserve">RF</w:t>
+            </w:r>
+          </w:p>
+        </w:tc>
+        <w:tc>
+          <w:tcPr/>
+          <w:p>
+            <w:pPr>
+              <w:pStyle w:val="Compact"/>
+            </w:pPr>
+            <w:r>
+              <w:t xml:space="preserve">0.851</w:t>
+            </w:r>
+          </w:p>
+        </w:tc>
+        <w:tc>
+          <w:tcPr/>
+          <w:p>
+            <w:pPr>
+              <w:pStyle w:val="Compact"/>
+            </w:pPr>
+            <w:r>
+              <w:rPr>
+                <w:rFonts w:hint="eastAsia"/>
+              </w:rPr>
+              <w:t xml:space="preserve">無</w:t>
+            </w:r>
+          </w:p>
+        </w:tc>
+        <w:tc>
+          <w:tcPr/>
+          <w:p>
+            <w:pPr>
+              <w:pStyle w:val="Compact"/>
+            </w:pPr>
+            <w:r>
+              <w:rPr>
+                <w:rFonts w:hint="eastAsia"/>
+              </w:rPr>
+              <w:t xml:space="preserve">橫斷面</w:t>
+            </w:r>
+          </w:p>
+        </w:tc>
+      </w:tr>
+      <w:tr>
+        <w:tc>
+          <w:tcPr/>
+          <w:p>
+            <w:pPr>
+              <w:pStyle w:val="Compact"/>
+            </w:pPr>
+            <w:r>
+              <w:t xml:space="preserve">Liu et al.</w:t>
+            </w:r>
+            <w:r>
+              <w:t xml:space="preserve">(2024)</w:t>
+            </w:r>
+          </w:p>
+        </w:tc>
+        <w:tc>
+          <w:tcPr/>
+          <w:p>
+            <w:pPr>
+              <w:pStyle w:val="Compact"/>
+            </w:pPr>
+            <w:r>
+              <w:rPr>
+                <w:rFonts w:hint="eastAsia"/>
+              </w:rPr>
+              <w:t xml:space="preserve">糖尿病</w:t>
+            </w:r>
+          </w:p>
+        </w:tc>
+        <w:tc>
+          <w:tcPr/>
+          <w:p>
+            <w:pPr>
+              <w:pStyle w:val="Compact"/>
+            </w:pPr>
+            <w:r>
+              <w:rPr>
+                <w:rFonts w:hint="eastAsia"/>
+              </w:rPr>
+              <w:t xml:space="preserve">台中榮總</w:t>
+            </w:r>
+            <w:r>
+              <w:t xml:space="preserve"> EHR</w:t>
+            </w:r>
+          </w:p>
+        </w:tc>
+        <w:tc>
+          <w:tcPr/>
+          <w:p>
+            <w:pPr>
+              <w:pStyle w:val="Compact"/>
+            </w:pPr>
+            <w:r>
+              <w:t xml:space="preserve">6,687</w:t>
+            </w:r>
+          </w:p>
+        </w:tc>
+        <w:tc>
+          <w:tcPr/>
+          <w:p>
+            <w:pPr>
+              <w:pStyle w:val="Compact"/>
+            </w:pPr>
+            <w:r>
+              <w:t xml:space="preserve">XGBoost</w:t>
+            </w:r>
+          </w:p>
+        </w:tc>
+        <w:tc>
+          <w:tcPr/>
+          <w:p>
+            <w:pPr>
+              <w:pStyle w:val="Compact"/>
+            </w:pPr>
+            <w:r>
+              <w:t xml:space="preserve">0.930</w:t>
+            </w:r>
+          </w:p>
+        </w:tc>
+        <w:tc>
+          <w:tcPr/>
+          <w:p>
+            <w:pPr>
+              <w:pStyle w:val="Compact"/>
+            </w:pPr>
+            <w:r>
+              <w:rPr>
+                <w:rFonts w:hint="eastAsia"/>
+              </w:rPr>
+              <w:t xml:space="preserve">無</w:t>
+            </w:r>
+          </w:p>
+        </w:tc>
+        <w:tc>
+          <w:tcPr/>
+          <w:p>
+            <w:pPr>
+              <w:pStyle w:val="Compact"/>
+            </w:pPr>
+            <w:r>
+              <w:rPr>
+                <w:rFonts w:hint="eastAsia"/>
+              </w:rPr>
+              <w:t xml:space="preserve">縱向</w:t>
+            </w:r>
+          </w:p>
+        </w:tc>
+      </w:tr>
+      <w:tr>
+        <w:tc>
+          <w:tcPr/>
+          <w:p>
+            <w:pPr>
+              <w:pStyle w:val="Compact"/>
+            </w:pPr>
+            <w:r>
+              <w:t xml:space="preserve">Wang et al.</w:t>
+            </w:r>
+            <w:r>
+              <w:t xml:space="preserve">(2024)</w:t>
+            </w:r>
+          </w:p>
+        </w:tc>
+        <w:tc>
+          <w:tcPr/>
+          <w:p>
+            <w:pPr>
+              <w:pStyle w:val="Compact"/>
+            </w:pPr>
+            <w:r>
+              <w:rPr>
+                <w:rFonts w:hint="eastAsia"/>
+              </w:rPr>
+              <w:t xml:space="preserve">高血壓</w:t>
+            </w:r>
+          </w:p>
+        </w:tc>
+        <w:tc>
+          <w:tcPr/>
+          <w:p>
+            <w:pPr>
+              <w:pStyle w:val="Compact"/>
+            </w:pPr>
+            <w:r>
+              <w:rPr>
+                <w:rFonts w:hint="eastAsia"/>
+              </w:rPr>
+              <w:t xml:space="preserve">台灣美兆</w:t>
+            </w:r>
+          </w:p>
+        </w:tc>
+        <w:tc>
+          <w:tcPr/>
+          <w:p>
+            <w:pPr>
+              <w:pStyle w:val="Compact"/>
+            </w:pPr>
+            <w:r>
+              <w:t xml:space="preserve">207,488</w:t>
+            </w:r>
+          </w:p>
+        </w:tc>
+        <w:tc>
+          <w:tcPr/>
+          <w:p>
+            <w:pPr>
+              <w:pStyle w:val="Compact"/>
+            </w:pPr>
+            <w:r>
+              <w:t xml:space="preserve">XGBoost</w:t>
+            </w:r>
+          </w:p>
+        </w:tc>
+        <w:tc>
+          <w:tcPr/>
+          <w:p>
+            <w:pPr>
+              <w:pStyle w:val="Compact"/>
+            </w:pPr>
+            <w:r>
+              <w:t xml:space="preserve">0.889</w:t>
+            </w:r>
+          </w:p>
+        </w:tc>
+        <w:tc>
+          <w:tcPr/>
+          <w:p>
+            <w:pPr>
+              <w:pStyle w:val="Compact"/>
+            </w:pPr>
+            <w:r>
+              <w:rPr>
+                <w:rFonts w:hint="eastAsia"/>
+              </w:rPr>
+              <w:t xml:space="preserve">無</w:t>
+            </w:r>
+          </w:p>
+        </w:tc>
+        <w:tc>
+          <w:tcPr/>
+          <w:p>
+            <w:pPr>
+              <w:pStyle w:val="Compact"/>
+            </w:pPr>
+            <w:r>
+              <w:rPr>
+                <w:rFonts w:hint="eastAsia"/>
+              </w:rPr>
+              <w:t xml:space="preserve">縱向</w:t>
+            </w:r>
+          </w:p>
+        </w:tc>
+      </w:tr>
+      <w:tr>
+        <w:tc>
+          <w:tcPr/>
+          <w:p>
+            <w:pPr>
+              <w:pStyle w:val="Compact"/>
+            </w:pPr>
+            <w:r>
+              <w:t xml:space="preserve">Yang et al.</w:t>
+            </w:r>
+            <w:r>
+              <w:t xml:space="preserve">(2025)</w:t>
+            </w:r>
+          </w:p>
+        </w:tc>
+        <w:tc>
+          <w:tcPr/>
+          <w:p>
+            <w:pPr>
+              <w:pStyle w:val="Compact"/>
+            </w:pPr>
+            <w:r>
+              <w:rPr>
+                <w:rFonts w:hint="eastAsia"/>
+              </w:rPr>
+              <w:t xml:space="preserve">前驅糖尿病</w:t>
+            </w:r>
+          </w:p>
+        </w:tc>
+        <w:tc>
+          <w:tcPr/>
+          <w:p>
+            <w:pPr>
+              <w:pStyle w:val="Compact"/>
+            </w:pPr>
+            <w:r>
+              <w:rPr>
+                <w:rFonts w:hint="eastAsia"/>
+              </w:rPr>
+              <w:t xml:space="preserve">台灣美兆</w:t>
+            </w:r>
+          </w:p>
+        </w:tc>
+        <w:tc>
+          <w:tcPr/>
+          <w:p>
+            <w:pPr>
+              <w:pStyle w:val="Compact"/>
+            </w:pPr>
+            <w:r>
+              <w:t xml:space="preserve">6,247</w:t>
+            </w:r>
+          </w:p>
+        </w:tc>
+        <w:tc>
+          <w:tcPr/>
+          <w:p>
+            <w:pPr>
+              <w:pStyle w:val="Compact"/>
+            </w:pPr>
+            <w:r>
+              <w:t xml:space="preserve">XGBoost</w:t>
+            </w:r>
+          </w:p>
+        </w:tc>
+        <w:tc>
+          <w:tcPr/>
+          <w:p>
+            <w:pPr>
+              <w:pStyle w:val="Compact"/>
+            </w:pPr>
+            <w:r>
+              <w:t xml:space="preserve">—</w:t>
+            </w:r>
+          </w:p>
+        </w:tc>
+        <w:tc>
+          <w:tcPr/>
+          <w:p>
+            <w:pPr>
+              <w:pStyle w:val="Compact"/>
+            </w:pPr>
+            <w:r>
+              <w:rPr>
+                <w:rFonts w:hint="eastAsia"/>
+              </w:rPr>
+              <w:t xml:space="preserve">有</w:t>
+            </w:r>
+          </w:p>
+        </w:tc>
+        <w:tc>
+          <w:tcPr/>
+          <w:p>
+            <w:pPr>
+              <w:pStyle w:val="Compact"/>
+            </w:pPr>
+            <w:r>
+              <w:rPr>
+                <w:rFonts w:hint="eastAsia"/>
+              </w:rPr>
+              <w:t xml:space="preserve">縱向</w:t>
+            </w:r>
+          </w:p>
+        </w:tc>
+      </w:tr>
+      <w:tr>
+        <w:tc>
+          <w:tcPr/>
+          <w:p>
+            <w:pPr>
+              <w:pStyle w:val="Compact"/>
+            </w:pPr>
+            <w:r>
+              <w:t xml:space="preserve">Majcherek et al.</w:t>
+            </w:r>
+            <w:r>
+              <w:t xml:space="preserve">(2025)</w:t>
+            </w:r>
+          </w:p>
+        </w:tc>
+        <w:tc>
+          <w:tcPr/>
+          <w:p>
+            <w:pPr>
+              <w:pStyle w:val="Compact"/>
+            </w:pPr>
+            <w:r>
+              <w:rPr>
+                <w:rFonts w:hint="eastAsia"/>
+              </w:rPr>
+              <w:t xml:space="preserve">糖尿病</w:t>
+            </w:r>
+          </w:p>
+        </w:tc>
+        <w:tc>
+          <w:tcPr/>
+          <w:p>
+            <w:pPr>
+              <w:pStyle w:val="Compact"/>
+            </w:pPr>
+            <w:r>
+              <w:t xml:space="preserve">BRFSS</w:t>
             </w:r>
             <w:r>
               <w:rPr>
@@ -293,29 +1136,29 @@
               <w:pStyle w:val="Compact"/>
             </w:pPr>
             <w:r>
-              <w:t xml:space="preserve">823,627</w:t>
-            </w:r>
-          </w:p>
-        </w:tc>
-        <w:tc>
-          <w:tcPr/>
-          <w:p>
-            <w:pPr>
-              <w:pStyle w:val="Compact"/>
-            </w:pPr>
-            <w:r>
-              <w:t xml:space="preserve">XGBoost</w:t>
-            </w:r>
-          </w:p>
-        </w:tc>
-        <w:tc>
-          <w:tcPr/>
-          <w:p>
-            <w:pPr>
-              <w:pStyle w:val="Compact"/>
-            </w:pPr>
-            <w:r>
-              <w:t xml:space="preserve">0.917</w:t>
+              <w:t xml:space="preserve">253,680</w:t>
+            </w:r>
+          </w:p>
+        </w:tc>
+        <w:tc>
+          <w:tcPr/>
+          <w:p>
+            <w:pPr>
+              <w:pStyle w:val="Compact"/>
+            </w:pPr>
+            <w:r>
+              <w:t xml:space="preserve">Extra Trees</w:t>
+            </w:r>
+          </w:p>
+        </w:tc>
+        <w:tc>
+          <w:tcPr/>
+          <w:p>
+            <w:pPr>
+              <w:pStyle w:val="Compact"/>
+            </w:pPr>
+            <w:r>
+              <w:t xml:space="preserve">0.99</w:t>
             </w:r>
           </w:p>
         </w:tc>
@@ -343,838 +1186,7 @@
               <w:rPr>
                 <w:rFonts w:hint="eastAsia"/>
               </w:rPr>
-              <w:t xml:space="preserve">特徵重要性</w:t>
-            </w:r>
-          </w:p>
-        </w:tc>
-      </w:tr>
-      <w:tr>
-        <w:tc>
-          <w:tcPr/>
-          <w:p>
-            <w:pPr>
-              <w:pStyle w:val="Compact"/>
-            </w:pPr>
-            <w:r>
-              <w:t xml:space="preserve">Alaa et al.</w:t>
-            </w:r>
-            <w:r>
-              <w:t xml:space="preserve">(2019)</w:t>
-            </w:r>
-          </w:p>
-        </w:tc>
-        <w:tc>
-          <w:tcPr/>
-          <w:p>
-            <w:pPr>
-              <w:pStyle w:val="Compact"/>
-            </w:pPr>
-            <w:r>
-              <w:rPr>
-                <w:rFonts w:hint="eastAsia"/>
-              </w:rPr>
-              <w:t xml:space="preserve">心血管疾病</w:t>
-            </w:r>
-          </w:p>
-        </w:tc>
-        <w:tc>
-          <w:tcPr/>
-          <w:p>
-            <w:pPr>
-              <w:pStyle w:val="Compact"/>
-            </w:pPr>
-            <w:r>
-              <w:t xml:space="preserve">UK Biobank</w:t>
-            </w:r>
-          </w:p>
-        </w:tc>
-        <w:tc>
-          <w:tcPr/>
-          <w:p>
-            <w:pPr>
-              <w:pStyle w:val="Compact"/>
-            </w:pPr>
-            <w:r>
-              <w:t xml:space="preserve">423,604</w:t>
-            </w:r>
-          </w:p>
-        </w:tc>
-        <w:tc>
-          <w:tcPr/>
-          <w:p>
-            <w:pPr>
-              <w:pStyle w:val="Compact"/>
-            </w:pPr>
-            <w:r>
-              <w:t xml:space="preserve">AutoPrognosis</w:t>
-            </w:r>
-          </w:p>
-        </w:tc>
-        <w:tc>
-          <w:tcPr/>
-          <w:p>
-            <w:pPr>
-              <w:pStyle w:val="Compact"/>
-            </w:pPr>
-            <w:r>
-              <w:t xml:space="preserve">0.774</w:t>
-            </w:r>
-          </w:p>
-        </w:tc>
-        <w:tc>
-          <w:tcPr/>
-          <w:p>
-            <w:pPr>
-              <w:pStyle w:val="Compact"/>
-            </w:pPr>
-            <w:r>
-              <w:rPr>
-                <w:rFonts w:hint="eastAsia"/>
-              </w:rPr>
-              <w:t xml:space="preserve">無</w:t>
-            </w:r>
-          </w:p>
-        </w:tc>
-        <w:tc>
-          <w:tcPr/>
-          <w:p>
-            <w:pPr>
-              <w:pStyle w:val="Compact"/>
-            </w:pPr>
-            <w:r>
-              <w:t xml:space="preserve">—</w:t>
-            </w:r>
-          </w:p>
-        </w:tc>
-      </w:tr>
-      <w:tr>
-        <w:tc>
-          <w:tcPr/>
-          <w:p>
-            <w:pPr>
-              <w:pStyle w:val="Compact"/>
-            </w:pPr>
-            <w:r>
-              <w:t xml:space="preserve">Dinh et al.</w:t>
-            </w:r>
-            <w:r>
-              <w:t xml:space="preserve">(2019)</w:t>
-            </w:r>
-          </w:p>
-        </w:tc>
-        <w:tc>
-          <w:tcPr/>
-          <w:p>
-            <w:pPr>
-              <w:pStyle w:val="Compact"/>
-            </w:pPr>
-            <w:r>
-              <w:rPr>
-                <w:rFonts w:hint="eastAsia"/>
-              </w:rPr>
-              <w:t xml:space="preserve">糖尿病</w:t>
-            </w:r>
-          </w:p>
-        </w:tc>
-        <w:tc>
-          <w:tcPr/>
-          <w:p>
-            <w:pPr>
-              <w:pStyle w:val="Compact"/>
-            </w:pPr>
-            <w:r>
-              <w:rPr>
-                <w:rFonts w:hint="eastAsia"/>
-              </w:rPr>
-              <w:t xml:space="preserve">NHANES（註1）</w:t>
-            </w:r>
-          </w:p>
-        </w:tc>
-        <w:tc>
-          <w:tcPr/>
-          <w:p>
-            <w:pPr>
-              <w:pStyle w:val="Compact"/>
-            </w:pPr>
-            <w:r>
-              <w:t xml:space="preserve">21,131</w:t>
-            </w:r>
-          </w:p>
-        </w:tc>
-        <w:tc>
-          <w:tcPr/>
-          <w:p>
-            <w:pPr>
-              <w:pStyle w:val="Compact"/>
-            </w:pPr>
-            <w:r>
-              <w:t xml:space="preserve">XGBoost</w:t>
-            </w:r>
-          </w:p>
-        </w:tc>
-        <w:tc>
-          <w:tcPr/>
-          <w:p>
-            <w:pPr>
-              <w:pStyle w:val="Compact"/>
-            </w:pPr>
-            <w:r>
-              <w:t xml:space="preserve">0.862</w:t>
-            </w:r>
-          </w:p>
-        </w:tc>
-        <w:tc>
-          <w:tcPr/>
-          <w:p>
-            <w:pPr>
-              <w:pStyle w:val="Compact"/>
-            </w:pPr>
-            <w:r>
-              <w:rPr>
-                <w:rFonts w:hint="eastAsia"/>
-              </w:rPr>
-              <w:t xml:space="preserve">無</w:t>
-            </w:r>
-          </w:p>
-        </w:tc>
-        <w:tc>
-          <w:tcPr/>
-          <w:p>
-            <w:pPr>
-              <w:pStyle w:val="Compact"/>
-            </w:pPr>
-            <w:r>
-              <w:rPr>
-                <w:rFonts w:hint="eastAsia"/>
-              </w:rPr>
-              <w:t xml:space="preserve">特徵重要性</w:t>
-            </w:r>
-          </w:p>
-        </w:tc>
-      </w:tr>
-      <w:tr>
-        <w:tc>
-          <w:tcPr/>
-          <w:p>
-            <w:pPr>
-              <w:pStyle w:val="Compact"/>
-            </w:pPr>
-            <w:r>
-              <w:t xml:space="preserve">Kanegae et al.</w:t>
-            </w:r>
-            <w:r>
-              <w:t xml:space="preserve">(2020)</w:t>
-            </w:r>
-          </w:p>
-        </w:tc>
-        <w:tc>
-          <w:tcPr/>
-          <w:p>
-            <w:pPr>
-              <w:pStyle w:val="Compact"/>
-            </w:pPr>
-            <w:r>
-              <w:rPr>
-                <w:rFonts w:hint="eastAsia"/>
-              </w:rPr>
-              <w:t xml:space="preserve">高血壓</w:t>
-            </w:r>
-          </w:p>
-        </w:tc>
-        <w:tc>
-          <w:tcPr/>
-          <w:p>
-            <w:pPr>
-              <w:pStyle w:val="Compact"/>
-            </w:pPr>
-            <w:r>
-              <w:rPr>
-                <w:rFonts w:hint="eastAsia"/>
-              </w:rPr>
-              <w:t xml:space="preserve">日本職場健檢</w:t>
-            </w:r>
-          </w:p>
-        </w:tc>
-        <w:tc>
-          <w:tcPr/>
-          <w:p>
-            <w:pPr>
-              <w:pStyle w:val="Compact"/>
-            </w:pPr>
-            <w:r>
-              <w:t xml:space="preserve">18,258</w:t>
-            </w:r>
-          </w:p>
-        </w:tc>
-        <w:tc>
-          <w:tcPr/>
-          <w:p>
-            <w:pPr>
-              <w:pStyle w:val="Compact"/>
-            </w:pPr>
-            <w:r>
-              <w:t xml:space="preserve">XGBoost</w:t>
-            </w:r>
-          </w:p>
-        </w:tc>
-        <w:tc>
-          <w:tcPr/>
-          <w:p>
-            <w:pPr>
-              <w:pStyle w:val="Compact"/>
-            </w:pPr>
-            <w:r>
-              <w:t xml:space="preserve">0.881</w:t>
-            </w:r>
-          </w:p>
-        </w:tc>
-        <w:tc>
-          <w:tcPr/>
-          <w:p>
-            <w:pPr>
-              <w:pStyle w:val="Compact"/>
-            </w:pPr>
-            <w:r>
-              <w:rPr>
-                <w:rFonts w:hint="eastAsia"/>
-              </w:rPr>
-              <w:t xml:space="preserve">有</w:t>
-            </w:r>
-          </w:p>
-        </w:tc>
-        <w:tc>
-          <w:tcPr/>
-          <w:p>
-            <w:pPr>
-              <w:pStyle w:val="Compact"/>
-            </w:pPr>
-            <w:r>
-              <w:rPr>
-                <w:rFonts w:hint="eastAsia"/>
-              </w:rPr>
-              <w:t xml:space="preserve">特徵重要性</w:t>
-            </w:r>
-          </w:p>
-        </w:tc>
-      </w:tr>
-      <w:tr>
-        <w:tc>
-          <w:tcPr/>
-          <w:p>
-            <w:pPr>
-              <w:pStyle w:val="Compact"/>
-            </w:pPr>
-            <w:r>
-              <w:t xml:space="preserve">Hung et al.</w:t>
-            </w:r>
-            <w:r>
-              <w:t xml:space="preserve">(2021)</w:t>
-            </w:r>
-          </w:p>
-        </w:tc>
-        <w:tc>
-          <w:tcPr/>
-          <w:p>
-            <w:pPr>
-              <w:pStyle w:val="Compact"/>
-            </w:pPr>
-            <w:r>
-              <w:rPr>
-                <w:rFonts w:hint="eastAsia"/>
-              </w:rPr>
-              <w:t xml:space="preserve">隱匿性高血壓</w:t>
-            </w:r>
-          </w:p>
-        </w:tc>
-        <w:tc>
-          <w:tcPr/>
-          <w:p>
-            <w:pPr>
-              <w:pStyle w:val="Compact"/>
-            </w:pPr>
-            <w:r>
-              <w:rPr>
-                <w:rFonts w:hint="eastAsia"/>
-              </w:rPr>
-              <w:t xml:space="preserve">台灣醫院</w:t>
-            </w:r>
-          </w:p>
-        </w:tc>
-        <w:tc>
-          <w:tcPr/>
-          <w:p>
-            <w:pPr>
-              <w:pStyle w:val="Compact"/>
-            </w:pPr>
-            <w:r>
-              <w:t xml:space="preserve">1,386</w:t>
-            </w:r>
-          </w:p>
-        </w:tc>
-        <w:tc>
-          <w:tcPr/>
-          <w:p>
-            <w:pPr>
-              <w:pStyle w:val="Compact"/>
-            </w:pPr>
-            <w:r>
-              <w:t xml:space="preserve">RF</w:t>
-            </w:r>
-          </w:p>
-        </w:tc>
-        <w:tc>
-          <w:tcPr/>
-          <w:p>
-            <w:pPr>
-              <w:pStyle w:val="Compact"/>
-            </w:pPr>
-            <w:r>
-              <w:t xml:space="preserve">0.851</w:t>
-            </w:r>
-          </w:p>
-        </w:tc>
-        <w:tc>
-          <w:tcPr/>
-          <w:p>
-            <w:pPr>
-              <w:pStyle w:val="Compact"/>
-            </w:pPr>
-            <w:r>
-              <w:rPr>
-                <w:rFonts w:hint="eastAsia"/>
-              </w:rPr>
-              <w:t xml:space="preserve">無</w:t>
-            </w:r>
-          </w:p>
-        </w:tc>
-        <w:tc>
-          <w:tcPr/>
-          <w:p>
-            <w:pPr>
-              <w:pStyle w:val="Compact"/>
-            </w:pPr>
-            <w:r>
-              <w:t xml:space="preserve">—</w:t>
-            </w:r>
-          </w:p>
-        </w:tc>
-      </w:tr>
-      <w:tr>
-        <w:tc>
-          <w:tcPr/>
-          <w:p>
-            <w:pPr>
-              <w:pStyle w:val="Compact"/>
-            </w:pPr>
-            <w:r>
-              <w:t xml:space="preserve">Liu et al.</w:t>
-            </w:r>
-            <w:r>
-              <w:t xml:space="preserve">(2024)</w:t>
-            </w:r>
-          </w:p>
-        </w:tc>
-        <w:tc>
-          <w:tcPr/>
-          <w:p>
-            <w:pPr>
-              <w:pStyle w:val="Compact"/>
-            </w:pPr>
-            <w:r>
-              <w:rPr>
-                <w:rFonts w:hint="eastAsia"/>
-              </w:rPr>
-              <w:t xml:space="preserve">糖尿病</w:t>
-            </w:r>
-          </w:p>
-        </w:tc>
-        <w:tc>
-          <w:tcPr/>
-          <w:p>
-            <w:pPr>
-              <w:pStyle w:val="Compact"/>
-            </w:pPr>
-            <w:r>
-              <w:rPr>
-                <w:rFonts w:hint="eastAsia"/>
-              </w:rPr>
-              <w:t xml:space="preserve">台中榮總</w:t>
-            </w:r>
-            <w:r>
-              <w:t xml:space="preserve"> EHR</w:t>
-            </w:r>
-          </w:p>
-        </w:tc>
-        <w:tc>
-          <w:tcPr/>
-          <w:p>
-            <w:pPr>
-              <w:pStyle w:val="Compact"/>
-            </w:pPr>
-            <w:r>
-              <w:t xml:space="preserve">6,687</w:t>
-            </w:r>
-          </w:p>
-        </w:tc>
-        <w:tc>
-          <w:tcPr/>
-          <w:p>
-            <w:pPr>
-              <w:pStyle w:val="Compact"/>
-            </w:pPr>
-            <w:r>
-              <w:t xml:space="preserve">XGBoost</w:t>
-            </w:r>
-          </w:p>
-        </w:tc>
-        <w:tc>
-          <w:tcPr/>
-          <w:p>
-            <w:pPr>
-              <w:pStyle w:val="Compact"/>
-            </w:pPr>
-            <w:r>
-              <w:t xml:space="preserve">0.930</w:t>
-            </w:r>
-          </w:p>
-        </w:tc>
-        <w:tc>
-          <w:tcPr/>
-          <w:p>
-            <w:pPr>
-              <w:pStyle w:val="Compact"/>
-            </w:pPr>
-            <w:r>
-              <w:rPr>
-                <w:rFonts w:hint="eastAsia"/>
-              </w:rPr>
-              <w:t xml:space="preserve">無</w:t>
-            </w:r>
-          </w:p>
-        </w:tc>
-        <w:tc>
-          <w:tcPr/>
-          <w:p>
-            <w:pPr>
-              <w:pStyle w:val="Compact"/>
-            </w:pPr>
-            <w:r>
-              <w:rPr>
-                <w:rFonts w:hint="eastAsia"/>
-              </w:rPr>
-              <w:t xml:space="preserve">特徵重要性</w:t>
-            </w:r>
-          </w:p>
-        </w:tc>
-      </w:tr>
-      <w:tr>
-        <w:tc>
-          <w:tcPr/>
-          <w:p>
-            <w:pPr>
-              <w:pStyle w:val="Compact"/>
-            </w:pPr>
-            <w:r>
-              <w:t xml:space="preserve">Wang et al.</w:t>
-            </w:r>
-            <w:r>
-              <w:t xml:space="preserve">(2024)</w:t>
-            </w:r>
-          </w:p>
-        </w:tc>
-        <w:tc>
-          <w:tcPr/>
-          <w:p>
-            <w:pPr>
-              <w:pStyle w:val="Compact"/>
-            </w:pPr>
-            <w:r>
-              <w:rPr>
-                <w:rFonts w:hint="eastAsia"/>
-              </w:rPr>
-              <w:t xml:space="preserve">高血壓</w:t>
-            </w:r>
-          </w:p>
-        </w:tc>
-        <w:tc>
-          <w:tcPr/>
-          <w:p>
-            <w:pPr>
-              <w:pStyle w:val="Compact"/>
-            </w:pPr>
-            <w:r>
-              <w:rPr>
-                <w:rFonts w:hint="eastAsia"/>
-              </w:rPr>
-              <w:t xml:space="preserve">台灣美兆</w:t>
-            </w:r>
-          </w:p>
-        </w:tc>
-        <w:tc>
-          <w:tcPr/>
-          <w:p>
-            <w:pPr>
-              <w:pStyle w:val="Compact"/>
-            </w:pPr>
-            <w:r>
-              <w:t xml:space="preserve">207,488</w:t>
-            </w:r>
-          </w:p>
-        </w:tc>
-        <w:tc>
-          <w:tcPr/>
-          <w:p>
-            <w:pPr>
-              <w:pStyle w:val="Compact"/>
-            </w:pPr>
-            <w:r>
-              <w:t xml:space="preserve">XGBoost</w:t>
-            </w:r>
-          </w:p>
-        </w:tc>
-        <w:tc>
-          <w:tcPr/>
-          <w:p>
-            <w:pPr>
-              <w:pStyle w:val="Compact"/>
-            </w:pPr>
-            <w:r>
-              <w:t xml:space="preserve">0.889</w:t>
-            </w:r>
-          </w:p>
-        </w:tc>
-        <w:tc>
-          <w:tcPr/>
-          <w:p>
-            <w:pPr>
-              <w:pStyle w:val="Compact"/>
-            </w:pPr>
-            <w:r>
-              <w:rPr>
-                <w:rFonts w:hint="eastAsia"/>
-              </w:rPr>
-              <w:t xml:space="preserve">無</w:t>
-            </w:r>
-          </w:p>
-        </w:tc>
-        <w:tc>
-          <w:tcPr/>
-          <w:p>
-            <w:pPr>
-              <w:pStyle w:val="Compact"/>
-            </w:pPr>
-            <w:r>
-              <w:rPr>
-                <w:rFonts w:hint="eastAsia"/>
-              </w:rPr>
-              <w:t xml:space="preserve">特徵重要性</w:t>
-            </w:r>
-          </w:p>
-        </w:tc>
-      </w:tr>
-      <w:tr>
-        <w:tc>
-          <w:tcPr/>
-          <w:p>
-            <w:pPr>
-              <w:pStyle w:val="Compact"/>
-            </w:pPr>
-            <w:r>
-              <w:t xml:space="preserve">Yang et al.</w:t>
-            </w:r>
-            <w:r>
-              <w:t xml:space="preserve">(2025)</w:t>
-            </w:r>
-          </w:p>
-        </w:tc>
-        <w:tc>
-          <w:tcPr/>
-          <w:p>
-            <w:pPr>
-              <w:pStyle w:val="Compact"/>
-            </w:pPr>
-            <w:r>
-              <w:rPr>
-                <w:rFonts w:hint="eastAsia"/>
-              </w:rPr>
-              <w:t xml:space="preserve">前驅糖尿病</w:t>
-            </w:r>
-          </w:p>
-        </w:tc>
-        <w:tc>
-          <w:tcPr/>
-          <w:p>
-            <w:pPr>
-              <w:pStyle w:val="Compact"/>
-            </w:pPr>
-            <w:r>
-              <w:rPr>
-                <w:rFonts w:hint="eastAsia"/>
-              </w:rPr>
-              <w:t xml:space="preserve">台灣美兆</w:t>
-            </w:r>
-          </w:p>
-        </w:tc>
-        <w:tc>
-          <w:tcPr/>
-          <w:p>
-            <w:pPr>
-              <w:pStyle w:val="Compact"/>
-            </w:pPr>
-            <w:r>
-              <w:t xml:space="preserve">6,247</w:t>
-            </w:r>
-          </w:p>
-        </w:tc>
-        <w:tc>
-          <w:tcPr/>
-          <w:p>
-            <w:pPr>
-              <w:pStyle w:val="Compact"/>
-            </w:pPr>
-            <w:r>
-              <w:t xml:space="preserve">XGBoost</w:t>
-            </w:r>
-          </w:p>
-        </w:tc>
-        <w:tc>
-          <w:tcPr/>
-          <w:p>
-            <w:pPr>
-              <w:pStyle w:val="Compact"/>
-            </w:pPr>
-            <w:r>
-              <w:t xml:space="preserve">—</w:t>
-            </w:r>
-          </w:p>
-        </w:tc>
-        <w:tc>
-          <w:tcPr/>
-          <w:p>
-            <w:pPr>
-              <w:pStyle w:val="Compact"/>
-            </w:pPr>
-            <w:r>
-              <w:rPr>
-                <w:rFonts w:hint="eastAsia"/>
-              </w:rPr>
-              <w:t xml:space="preserve">有</w:t>
-            </w:r>
-          </w:p>
-        </w:tc>
-        <w:tc>
-          <w:tcPr/>
-          <w:p>
-            <w:pPr>
-              <w:pStyle w:val="Compact"/>
-            </w:pPr>
-            <w:r>
-              <w:t xml:space="preserve">SHAP</w:t>
-            </w:r>
-          </w:p>
-        </w:tc>
-      </w:tr>
-      <w:tr>
-        <w:tc>
-          <w:tcPr/>
-          <w:p>
-            <w:pPr>
-              <w:pStyle w:val="Compact"/>
-            </w:pPr>
-            <w:r>
-              <w:t xml:space="preserve">Majcherek et al.</w:t>
-            </w:r>
-            <w:r>
-              <w:t xml:space="preserve">(2025)</w:t>
-            </w:r>
-          </w:p>
-        </w:tc>
-        <w:tc>
-          <w:tcPr/>
-          <w:p>
-            <w:pPr>
-              <w:pStyle w:val="Compact"/>
-            </w:pPr>
-            <w:r>
-              <w:rPr>
-                <w:rFonts w:hint="eastAsia"/>
-              </w:rPr>
-              <w:t xml:space="preserve">糖尿病</w:t>
-            </w:r>
-          </w:p>
-        </w:tc>
-        <w:tc>
-          <w:tcPr/>
-          <w:p>
-            <w:pPr>
-              <w:pStyle w:val="Compact"/>
-            </w:pPr>
-            <w:r>
-              <w:t xml:space="preserve">BRFSS</w:t>
-            </w:r>
-            <w:r>
-              <w:rPr>
-                <w:rFonts w:hint="eastAsia"/>
-              </w:rPr>
-              <w:t xml:space="preserve">(美國)</w:t>
-            </w:r>
-          </w:p>
-        </w:tc>
-        <w:tc>
-          <w:tcPr/>
-          <w:p>
-            <w:pPr>
-              <w:pStyle w:val="Compact"/>
-            </w:pPr>
-            <w:r>
-              <w:t xml:space="preserve">253,680</w:t>
-            </w:r>
-          </w:p>
-        </w:tc>
-        <w:tc>
-          <w:tcPr/>
-          <w:p>
-            <w:pPr>
-              <w:pStyle w:val="Compact"/>
-            </w:pPr>
-            <w:r>
-              <w:t xml:space="preserve">Extra Trees</w:t>
-            </w:r>
-          </w:p>
-        </w:tc>
-        <w:tc>
-          <w:tcPr/>
-          <w:p>
-            <w:pPr>
-              <w:pStyle w:val="Compact"/>
-            </w:pPr>
-            <w:r>
-              <w:t xml:space="preserve">0.99</w:t>
-            </w:r>
-          </w:p>
-        </w:tc>
-        <w:tc>
-          <w:tcPr/>
-          <w:p>
-            <w:pPr>
-              <w:pStyle w:val="Compact"/>
-            </w:pPr>
-            <w:r>
-              <w:rPr>
-                <w:rFonts w:hint="eastAsia"/>
-              </w:rPr>
-              <w:t xml:space="preserve">無</w:t>
-            </w:r>
-          </w:p>
-        </w:tc>
-        <w:tc>
-          <w:tcPr/>
-          <w:p>
-            <w:pPr>
-              <w:pStyle w:val="Compact"/>
-            </w:pPr>
-            <w:r>
-              <w:t xml:space="preserve">SHAP</w:t>
+              <w:t xml:space="preserve">橫斷面</w:t>
             </w:r>
           </w:p>
         </w:tc>
@@ -1283,18 +1295,11 @@
             </w:pPr>
             <w:r>
               <w:rPr>
-                <w:b/>
-                <w:bCs/>
-              </w:rPr>
-              <w:t xml:space="preserve">SHAP + </w:t>
-            </w:r>
-            <w:r>
-              <w:rPr>
                 <w:rFonts w:hint="eastAsia"/>
                 <w:b/>
                 <w:bCs/>
               </w:rPr>
-              <w:t xml:space="preserve">符號回歸</w:t>
+              <w:t xml:space="preserve">縱向</w:t>
             </w:r>
           </w:p>
         </w:tc>
@@ -1308,25 +1313,7 @@
         <w:rPr>
           <w:rFonts w:hint="eastAsia"/>
         </w:rPr>
-        <w:t xml:space="preserve">註：Ye、Alaa、Kanegae、Liu、Wang、Yang</w:t>
-      </w:r>
-      <w:r>
-        <w:t xml:space="preserve"> </w:t>
-      </w:r>
-      <w:r>
-        <w:rPr>
-          <w:rFonts w:hint="eastAsia"/>
-        </w:rPr>
-        <w:t xml:space="preserve">及本研究為縱向研究設計；Dinh、Hung、Majcherek</w:t>
-      </w:r>
-      <w:r>
-        <w:t xml:space="preserve"> </w:t>
-      </w:r>
-      <w:r>
-        <w:rPr>
-          <w:rFonts w:hint="eastAsia"/>
-        </w:rPr>
-        <w:t xml:space="preserve">為橫斷面研究。註1：NHANES</w:t>
+        <w:t xml:space="preserve">註1：NHANES</w:t>
       </w:r>
       <w:r>
         <w:t xml:space="preserve"> = </w:t>
@@ -1355,7 +1342,7 @@
         <w:rPr>
           <w:rFonts w:hint="eastAsia"/>
         </w:rPr>
-        <w:t xml:space="preserve">由表可觀察到幾項趨勢：（1）XGBoost</w:t>
+        <w:t xml:space="preserve">由表可觀察到：（1）XGBoost</w:t>
       </w:r>
       <w:r>
         <w:t xml:space="preserve"> </w:t>
@@ -1364,7 +1351,7 @@
         <w:rPr>
           <w:rFonts w:hint="eastAsia"/>
         </w:rPr>
-        <w:t xml:space="preserve">在多數研究中達到最佳預測效能；（2）使用</w:t>
+        <w:t xml:space="preserve">為多數研究的最佳模型；（2）使用</w:t>
       </w:r>
       <w:r>
         <w:t xml:space="preserve"> Δ </w:t>
@@ -1373,7 +1360,7 @@
         <w:rPr>
           <w:rFonts w:hint="eastAsia"/>
         </w:rPr>
-        <w:t xml:space="preserve">特徵的研究仍屬少數（僅</w:t>
+        <w:t xml:space="preserve">特徵者仍屬少數（僅</w:t>
       </w:r>
       <w:r>
         <w:t xml:space="preserve"> Kanegae、Yang </w:t>
@@ -1382,7 +1369,7 @@
         <w:rPr>
           <w:rFonts w:hint="eastAsia"/>
         </w:rPr>
-        <w:t xml:space="preserve">與本研究）；（3）多數研究僅針對單一疾病進行預測，同時涵蓋三高者甚少。各研究的詳細介紹請見後續各節。</w:t>
+        <w:t xml:space="preserve">與本研究）；（3）多數研究僅預測單一疾病，同時涵蓋三高者甚少。各研究詳見後續各節。</w:t>
       </w:r>
     </w:p>
     <w:bookmarkEnd w:id="18"/>
@@ -1715,16 +1702,16 @@
         <w:rPr>
           <w:rFonts w:hint="eastAsia"/>
         </w:rPr>
-        <w:t xml:space="preserve">使用美國</w:t>
-      </w:r>
-      <w:r>
-        <w:t xml:space="preserve"> Maine </w:t>
-      </w:r>
-      <w:r>
-        <w:rPr>
-          <w:rFonts w:hint="eastAsia"/>
-        </w:rPr>
-        <w:t xml:space="preserve">州的電子健康紀錄（Electronic</w:t>
+        <w:t xml:space="preserve">使用美國緬因州</w:t>
+      </w:r>
+      <w:r>
+        <w:t xml:space="preserve"> (Maine) </w:t>
+      </w:r>
+      <w:r>
+        <w:rPr>
+          <w:rFonts w:hint="eastAsia"/>
+        </w:rPr>
+        <w:t xml:space="preserve">的電子健康紀錄（Electronic</w:t>
       </w:r>
       <w:r>
         <w:t xml:space="preserve"> Health Record, </w:t>
@@ -2449,7 +2436,16 @@
         <w:rPr>
           <w:rFonts w:hint="eastAsia"/>
         </w:rPr>
-        <w:t xml:space="preserve">三高疾病的發病率通常低於</w:t>
+        <w:t xml:space="preserve">三高疾病在本研究資料集中的陽性率介於</w:t>
+      </w:r>
+      <w:r>
+        <w:t xml:space="preserve"> 5.5% </w:t>
+      </w:r>
+      <w:r>
+        <w:rPr>
+          <w:rFonts w:hint="eastAsia"/>
+        </w:rPr>
+        <w:t xml:space="preserve">至</w:t>
       </w:r>
       <w:r>
         <w:t xml:space="preserve"> </w:t>
@@ -2458,7 +2454,7 @@
         <w:rPr>
           <w:rFonts w:hint="eastAsia"/>
         </w:rPr>
-        <w:t xml:space="preserve">20%，造成正負類別樣本數量懸殊的類別不平衡（Class</w:t>
+        <w:t xml:space="preserve">16.7%，造成正負類別樣本數量懸殊的類別不平衡（Class</w:t>
       </w:r>
       <w:r>
         <w:t xml:space="preserve"> </w:t>
@@ -3223,7 +3219,7 @@
               <w:rPr>
                 <w:rFonts w:hint="eastAsia"/>
               </w:rPr>
-              <w:t xml:space="preserve">不平衡處理</w:t>
+              <w:t xml:space="preserve">類別平衡</w:t>
             </w:r>
           </w:p>
         </w:tc>
@@ -3325,9 +3321,6 @@
             <w:pPr>
               <w:pStyle w:val="Compact"/>
             </w:pPr>
-            <w:r>
-              <w:t xml:space="preserve">✓</w:t>
-            </w:r>
           </w:p>
         </w:tc>
       </w:tr>
@@ -3500,9 +3493,6 @@
             <w:pPr>
               <w:pStyle w:val="Compact"/>
             </w:pPr>
-            <w:r>
-              <w:t xml:space="preserve">✓</w:t>
-            </w:r>
           </w:p>
         </w:tc>
       </w:tr>
@@ -3592,9 +3582,6 @@
             <w:pPr>
               <w:pStyle w:val="Compact"/>
             </w:pPr>
-            <w:r>
-              <w:t xml:space="preserve">✓</w:t>
-            </w:r>
           </w:p>
         </w:tc>
       </w:tr>
@@ -3767,9 +3754,6 @@
             <w:pPr>
               <w:pStyle w:val="Compact"/>
             </w:pPr>
-            <w:r>
-              <w:t xml:space="preserve">✓</w:t>
-            </w:r>
           </w:p>
         </w:tc>
       </w:tr>
@@ -3859,9 +3843,6 @@
             <w:pPr>
               <w:pStyle w:val="Compact"/>
             </w:pPr>
-            <w:r>
-              <w:t xml:space="preserve">✓</w:t>
-            </w:r>
           </w:p>
         </w:tc>
       </w:tr>

--- a/docs/00_thesis/chapters/02_第二章_文獻探討.docx
+++ b/docs/00_thesis/chapters/02_第二章_文獻探討.docx
@@ -4024,6 +4024,95 @@
             <w:r>
               <w:t xml:space="preserve">✓</w:t>
             </w:r>
+          </w:p>
+        </w:tc>
+      </w:tr>
+      <w:tr>
+        <w:tc>
+          <w:tcPr/>
+          <w:p>
+            <w:pPr>
+              <w:pStyle w:val="Compact"/>
+            </w:pPr>
+            <w:r>
+              <w:t xml:space="preserve">Tsai (2025)</w:t>
+            </w:r>
+          </w:p>
+        </w:tc>
+        <w:tc>
+          <w:tcPr/>
+          <w:p>
+            <w:pPr>
+              <w:pStyle w:val="Compact"/>
+            </w:pPr>
+            <w:r>
+              <w:t xml:space="preserve">6</w:t>
+            </w:r>
+          </w:p>
+        </w:tc>
+        <w:tc>
+          <w:tcPr/>
+          <w:p>
+            <w:pPr>
+              <w:pStyle w:val="Compact"/>
+            </w:pPr>
+            <w:r>
+              <w:t xml:space="preserve">6</w:t>
+            </w:r>
+          </w:p>
+        </w:tc>
+        <w:tc>
+          <w:tcPr/>
+          <w:p>
+            <w:pPr>
+              <w:pStyle w:val="Compact"/>
+            </w:pPr>
+            <w:r>
+              <w:rPr>
+                <w:rFonts w:hint="eastAsia"/>
+              </w:rPr>
+              <w:t xml:space="preserve">多疾病</w:t>
+            </w:r>
+          </w:p>
+        </w:tc>
+        <w:tc>
+          <w:tcPr/>
+          <w:p>
+            <w:pPr>
+              <w:pStyle w:val="Compact"/>
+            </w:pPr>
+          </w:p>
+        </w:tc>
+        <w:tc>
+          <w:tcPr/>
+          <w:p>
+            <w:pPr>
+              <w:pStyle w:val="Compact"/>
+            </w:pPr>
+          </w:p>
+        </w:tc>
+        <w:tc>
+          <w:tcPr/>
+          <w:p>
+            <w:pPr>
+              <w:pStyle w:val="Compact"/>
+            </w:pPr>
+          </w:p>
+        </w:tc>
+        <w:tc>
+          <w:tcPr/>
+          <w:p>
+            <w:pPr>
+              <w:pStyle w:val="Compact"/>
+            </w:pPr>
+          </w:p>
+        </w:tc>
+        <w:tc>
+          <w:tcPr/>
+          <w:p>
+            <w:pPr>
+              <w:pStyle w:val="Compact"/>
+            </w:pPr>
           </w:p>
         </w:tc>
       </w:tr>
